--- a/word_reports/LP_0126_위치_421_Don McLean_American Pie.docx
+++ b/word_reports/LP_0126_위치_421_Don McLean_American Pie.docx
@@ -4,7 +4,7 @@
   <w:body>
     <w:p>
       <w:pPr>
-        <w:spacing w:after="280"/>
+        <w:spacing w:after="80"/>
       </w:pPr>
       <w:r>
         <w:rPr w:rFonts="맑은 고딕">
@@ -13,94 +13,47 @@
           <w:color w:val="1E3A8A"/>
           <w:sz w:val="30"/>
         </w:rPr>
-        <w:t>[421] Don McLean - American Pie</w:t>
+        <w:t>Don McLean (돈 맥클린) - American Pie</w:t>
       </w:r>
     </w:p>
     <w:p>
       <w:pPr>
-        <w:spacing w:after="320"/>
+        <w:spacing w:after="240"/>
       </w:pPr>
       <w:r>
         <w:rPr w:rFonts="맑은 고딕">
           <w:rFonts w:ascii="맑은 고딕" w:hAnsi="맑은 고딕" w:eastAsia="맑은 고딕"/>
           <w:b/>
-          <w:sz w:val="20"/>
+          <w:color w:val="4B5563"/>
+          <w:sz w:val="22"/>
         </w:rPr>
-        <w:t>■ 위치 : 421</w:t>
-        <w:br/>
-      </w:r>
-      <w:r>
-        <w:rPr w:rFonts="맑은 고딕">
-          <w:rFonts w:ascii="맑은 고딕" w:hAnsi="맑은 고딕" w:eastAsia="맑은 고딕"/>
-          <w:b/>
-          <w:sz w:val="20"/>
-        </w:rPr>
-        <w:t>■ 아티스트 : Don McLean</w:t>
-        <w:br/>
-      </w:r>
-      <w:r>
-        <w:rPr w:rFonts="맑은 고딕">
-          <w:rFonts w:ascii="맑은 고딕" w:hAnsi="맑은 고딕" w:eastAsia="맑은 고딕"/>
-          <w:b/>
-          <w:sz w:val="20"/>
-        </w:rPr>
-        <w:t>■ 앨범명 : American Pie</w:t>
-        <w:br/>
-      </w:r>
-      <w:r>
-        <w:rPr w:rFonts="맑은 고딕">
-          <w:rFonts w:ascii="맑은 고딕" w:hAnsi="맑은 고딕" w:eastAsia="맑은 고딕"/>
-          <w:b w:val="0"/>
-          <w:sz w:val="20"/>
-        </w:rPr>
-        <w:t>■ 음반 레이블 : United Artists Records</w:t>
-        <w:br/>
-      </w:r>
-      <w:r>
-        <w:rPr w:rFonts="맑은 고딕">
-          <w:rFonts w:ascii="맑은 고딕" w:hAnsi="맑은 고딕" w:eastAsia="맑은 고딕"/>
-          <w:b w:val="0"/>
-          <w:sz w:val="20"/>
-        </w:rPr>
-        <w:t>■ 발매년도 : 1971</w:t>
-        <w:br/>
-      </w:r>
-      <w:r>
-        <w:rPr w:rFonts="맑은 고딕">
-          <w:rFonts w:ascii="맑은 고딕" w:hAnsi="맑은 고딕" w:eastAsia="맑은 고딕"/>
-          <w:b w:val="0"/>
-          <w:sz w:val="20"/>
-        </w:rPr>
-        <w:t>■ 장르 : 포크 록 (Folk Rock), 싱어송라이터 (Singer-Songwriter)</w:t>
-        <w:br/>
-      </w:r>
-      <w:r>
-        <w:rPr w:rFonts="맑은 고딕">
-          <w:rFonts w:ascii="맑은 고딕" w:hAnsi="맑은 고딕" w:eastAsia="맑은 고딕"/>
-          <w:b w:val="0"/>
-          <w:sz w:val="20"/>
-        </w:rPr>
-        <w:t>■ 주요 수록곡 : American Pie, Vincent, Empty Chairs, Winterwood, The Grave, Babylon</w:t>
-        <w:br/>
+        <w:t>위치 :  421</w:t>
       </w:r>
     </w:p>
     <w:p>
       <w:pPr>
-        <w:spacing w:after="160"/>
+        <w:spacing w:line="324" w:lineRule="auto" w:before="80" w:after="160"/>
       </w:pPr>
       <w:r>
         <w:rPr w:rFonts="맑은 고딕">
           <w:rFonts w:ascii="맑은 고딕" w:hAnsi="맑은 고딕" w:eastAsia="맑은 고딕"/>
           <w:b/>
           <w:color w:val="1F2937"/>
-          <w:sz w:val="24"/>
+          <w:sz w:val="22"/>
         </w:rPr>
-        <w:t>■ 음반 해설 및 감상 가이드</w:t>
+        <w:t xml:space="preserve">[음반 소개] </w:t>
+      </w:r>
+      <w:r>
+        <w:rPr w:rFonts="맑은 고딕">
+          <w:rFonts w:ascii="맑은 고딕" w:hAnsi="맑은 고딕" w:eastAsia="맑은 고딕"/>
+          <w:b w:val="0"/>
+          <w:sz w:val="21"/>
+        </w:rPr>
       </w:r>
     </w:p>
     <w:p>
       <w:pPr>
-        <w:spacing w:line="312" w:lineRule="auto" w:after="120"/>
+        <w:spacing w:line="324" w:lineRule="auto" w:after="120"/>
       </w:pPr>
       <w:r>
         <w:rPr w:rFonts="맑은 고딕">
@@ -108,51 +61,516 @@
           <w:b w:val="0"/>
           <w:sz w:val="21"/>
         </w:rPr>
-        <w:t>1971년 발매된 돈 맥클린(Don McLean)의 두 번째 정규 앨범 《American Pie》는 1970년대 포크 음악사뿐만 아니라 팝 음악 전체를 통틀어 가장 찬란하게 빛나는 금탑 중 하나입니다. 1950년대 록엔롤의 순수함이 상실되어 가던 시대적 변혁기와 개인적 상실감을 대서사시적 은유로 풀어낸 이 음반은, 청년 문화의 불꽃이 소멸해 가던 당시 미국 사회의 단면을 거울처럼 투영하며 대중음악이 도달할 수 있는 문학적 최고봉을 보여주었습니다.</w:t>
+        <w:t>돈 맥클린의 1971년 작 &lt;American Pie&gt;는 순수했던 이상주의의 황혼과 짙은 애수가 교차하는 팝 음악사 최고의 서사시이자 불멸의 명반입니다. 1950년대 로큰롤의 순수성이 퇴색하고 격동의 1960년대가 남긴 상처를 응시하며, 그는 한 시대의 종언을 문학적 은유와 비장미 넘치는 멜로디로 장엄하게 위무합니다. 어쿠스틱 기타 한 대와 투명한 목소리 속에 시대를 향한 깊은 통찰과 화가의 고독한 영혼까지 품어낸 이 음반은, 세월의 더께를 털어낼수록 더욱 찬연하게 빛나는 포크 록의 찬란한 유산입니다. 턴테이블 위에서 회전하는 소리골을 따라 흐르는 그의 음성은 지나간 청춘의 낭만과 아픔을 여전히 생생한 울림으로 환기해 줍니다.</w:t>
       </w:r>
     </w:p>
     <w:p>
       <w:pPr>
-        <w:spacing w:line="312" w:lineRule="auto" w:after="120"/>
+        <w:spacing w:line="324" w:lineRule="auto" w:before="200" w:after="80"/>
       </w:pPr>
+      <w:r>
+        <w:rPr w:rFonts="맑은 고딕">
+          <w:rFonts w:ascii="맑은 고딕" w:hAnsi="맑은 고딕" w:eastAsia="맑은 고딕"/>
+          <w:b/>
+          <w:color w:val="1E3A8A"/>
+          <w:sz w:val="24"/>
+        </w:rPr>
+        <w:t>1. 음반 데이터</w:t>
+      </w:r>
+    </w:p>
+    <w:p>
+      <w:pPr>
+        <w:spacing w:line="324" w:lineRule="auto" w:after="80"/>
+      </w:pPr>
+      <w:r>
+        <w:rPr w:rFonts="맑은 고딕">
+          <w:rFonts w:ascii="맑은 고딕" w:hAnsi="맑은 고딕" w:eastAsia="맑은 고딕"/>
+          <w:b w:val="0"/>
+          <w:color w:val="6B7280"/>
+          <w:sz w:val="21"/>
+        </w:rPr>
+        <w:t xml:space="preserve">· </w:t>
+      </w:r>
+      <w:r>
+        <w:rPr w:rFonts="맑은 고딕">
+          <w:rFonts w:ascii="맑은 고딕" w:hAnsi="맑은 고딕" w:eastAsia="맑은 고딕"/>
+          <w:b/>
+          <w:color w:val="1F2937"/>
+          <w:sz w:val="21"/>
+        </w:rPr>
+        <w:t xml:space="preserve">앨범명: </w:t>
+      </w:r>
       <w:r>
         <w:rPr w:rFonts="맑은 고딕">
           <w:rFonts w:ascii="맑은 고딕" w:hAnsi="맑은 고딕" w:eastAsia="맑은 고딕"/>
           <w:b w:val="0"/>
           <w:sz w:val="21"/>
         </w:rPr>
-        <w:t>음반의 포문을 여는 동명의 타이틀곡 'American Pie'는 8분이 넘는 대곡임에도 불구하고 싱글 차트 정상에 오르며 대중음악사에 불멸의 궤적을 남겼습니다. 1959년 버디 홀리(Buddy Holly)의 비행기 추락 사고를 '음악이 죽은 날(The Day the Music Died)'로 명명하며 시작하는 이 곡은, 돈 맥클린의 명징하고 신뢰감 어린 보컬과 점층적으로 고조되는 피아노, 어쿠스틱 기타 리듬이 완벽한 조화를 이룹니다. 시대의 상처를 시적 암호와 낭만으로 승화시킨 그의 천재적인 송라이팅 능력이 감탄을 자아냅니다.</w:t>
+        <w:t>American Pie</w:t>
       </w:r>
     </w:p>
     <w:p>
       <w:pPr>
-        <w:spacing w:line="312" w:lineRule="auto" w:after="120"/>
+        <w:spacing w:line="324" w:lineRule="auto" w:after="80"/>
       </w:pPr>
+      <w:r>
+        <w:rPr w:rFonts="맑은 고딕">
+          <w:rFonts w:ascii="맑은 고딕" w:hAnsi="맑은 고딕" w:eastAsia="맑은 고딕"/>
+          <w:b w:val="0"/>
+          <w:color w:val="6B7280"/>
+          <w:sz w:val="21"/>
+        </w:rPr>
+        <w:t xml:space="preserve">· </w:t>
+      </w:r>
+      <w:r>
+        <w:rPr w:rFonts="맑은 고딕">
+          <w:rFonts w:ascii="맑은 고딕" w:hAnsi="맑은 고딕" w:eastAsia="맑은 고딕"/>
+          <w:b/>
+          <w:color w:val="1F2937"/>
+          <w:sz w:val="21"/>
+        </w:rPr>
+        <w:t xml:space="preserve">아티스트: </w:t>
+      </w:r>
       <w:r>
         <w:rPr w:rFonts="맑은 고딕">
           <w:rFonts w:ascii="맑은 고딕" w:hAnsi="맑은 고딕" w:eastAsia="맑은 고딕"/>
           <w:b w:val="0"/>
           <w:sz w:val="21"/>
         </w:rPr>
-        <w:t>또 하나의 불후의 명곡인 'Vincent'는 불운했던 천재 화가 빈센트 반 고흐의 삶과 예술을 향한 유려한 헌사입니다. "Starry, starry night"이라는 첫 구절부터 청자의 마음을 사로잡는 이 곡은, 섬세한 어쿠스틱 기타 핑거피킹과 맥클린의 애절하면서도 따스한 미성이 어우러져 깊은 감동을 선사합니다. 이 밖에도 고독과 이별의 아픔을 서정적으로 노래한 'Empty Chairs', 자연주의적 감성이 돋보이는 'Winterwood', 그리고 전쟁의 비극을 어두운 음영으로 그린 'The Grave'에 이르기까지, 앨범 전반을 흐르는 정갈한 포크 사운드는 정서적 깊이를 한층 더합니다.</w:t>
+        <w:t>Don McLean (돈 맥클린)</w:t>
       </w:r>
     </w:p>
     <w:p>
       <w:pPr>
-        <w:spacing w:line="312" w:lineRule="auto" w:after="120"/>
+        <w:spacing w:line="324" w:lineRule="auto" w:after="80"/>
       </w:pPr>
+      <w:r>
+        <w:rPr w:rFonts="맑은 고딕">
+          <w:rFonts w:ascii="맑은 고딕" w:hAnsi="맑은 고딕" w:eastAsia="맑은 고딕"/>
+          <w:b w:val="0"/>
+          <w:color w:val="6B7280"/>
+          <w:sz w:val="21"/>
+        </w:rPr>
+        <w:t xml:space="preserve">· </w:t>
+      </w:r>
+      <w:r>
+        <w:rPr w:rFonts="맑은 고딕">
+          <w:rFonts w:ascii="맑은 고딕" w:hAnsi="맑은 고딕" w:eastAsia="맑은 고딕"/>
+          <w:b/>
+          <w:color w:val="1F2937"/>
+          <w:sz w:val="21"/>
+        </w:rPr>
+        <w:t xml:space="preserve">발매 정보: </w:t>
+      </w:r>
       <w:r>
         <w:rPr w:rFonts="맑은 고딕">
           <w:rFonts w:ascii="맑은 고딕" w:hAnsi="맑은 고딕" w:eastAsia="맑은 고딕"/>
           <w:b w:val="0"/>
           <w:sz w:val="21"/>
         </w:rPr>
-        <w:t>이 음반은 단순한 히트곡의 모음집을 넘어, LP라는 매체를 통해 감상할 때 비로소 그 진가가 발휘되는 하나의 완성된 예술품입니다. 따뜻한 아날로그 질감 속에서 더욱 선명하게 살아나는 돈 맥클린의 담백한 목소리와 정교한 어쿠스틱 연주는 청자에게 깊은 위로와 상상의 공간을 제공합니다. 시대를 초월하여 울려 퍼지는 청아한 울림과 깊은 서정성은 음악을 사랑하는 이들의 LP 컬렉션에서 결코 빠질 수 없는 품격 있는 명반의 자리를 지키고 있습니다.</w:t>
+        <w:t>1971년 10월 유나이티드 아티스츠(United Artists) 레코드를 통해 발매된 돈 맥클린의 통산 두 번째 정규 음반으로, 1959년 비행기 사고로 요절한 버디 홀리를 향한 헌사이자 1960년대 반문화 운동의 쇠락을 은유적으로 기록한 팝 역사상 가장 문학적인 역작입니다.</w:t>
+      </w:r>
+    </w:p>
+    <w:p>
+      <w:pPr>
+        <w:spacing w:line="324" w:lineRule="auto" w:after="80"/>
+      </w:pPr>
+      <w:r>
+        <w:rPr w:rFonts="맑은 고딕">
+          <w:rFonts w:ascii="맑은 고딕" w:hAnsi="맑은 고딕" w:eastAsia="맑은 고딕"/>
+          <w:b w:val="0"/>
+          <w:color w:val="6B7280"/>
+          <w:sz w:val="21"/>
+        </w:rPr>
+        <w:t xml:space="preserve">· </w:t>
+      </w:r>
+      <w:r>
+        <w:rPr w:rFonts="맑은 고딕">
+          <w:rFonts w:ascii="맑은 고딕" w:hAnsi="맑은 고딕" w:eastAsia="맑은 고딕"/>
+          <w:b/>
+          <w:color w:val="1F2937"/>
+          <w:sz w:val="21"/>
+        </w:rPr>
+        <w:t xml:space="preserve">LP 인기도(판매량): </w:t>
+      </w:r>
+      <w:r>
+        <w:rPr w:rFonts="맑은 고딕">
+          <w:rFonts w:ascii="맑은 고딕" w:hAnsi="맑은 고딕" w:eastAsia="맑은 고딕"/>
+          <w:b w:val="0"/>
+          <w:sz w:val="21"/>
+        </w:rPr>
+        <w:t>발매와 동시에 미국 빌보드 200 앨범 차트 정상(1위)에 오르며 대성공을 거두었고, 전 세계적으로 수백만 장의 판매고를 기록하며 미국 음반산업협회(RIAA)로부터 더블 플래티넘(200만 장 이상) 인증을 획득하였습니다.</w:t>
+      </w:r>
+    </w:p>
+    <w:p>
+      <w:pPr>
+        <w:spacing w:line="324" w:lineRule="auto" w:after="80"/>
+      </w:pPr>
+      <w:r>
+        <w:rPr w:rFonts="맑은 고딕">
+          <w:rFonts w:ascii="맑은 고딕" w:hAnsi="맑은 고딕" w:eastAsia="맑은 고딕"/>
+          <w:b w:val="0"/>
+          <w:color w:val="6B7280"/>
+          <w:sz w:val="21"/>
+        </w:rPr>
+        <w:t xml:space="preserve">· </w:t>
+      </w:r>
+      <w:r>
+        <w:rPr w:rFonts="맑은 고딕">
+          <w:rFonts w:ascii="맑은 고딕" w:hAnsi="맑은 고딕" w:eastAsia="맑은 고딕"/>
+          <w:b/>
+          <w:color w:val="1F2937"/>
+          <w:sz w:val="21"/>
+        </w:rPr>
+        <w:t xml:space="preserve">각종 수상경력: </w:t>
+      </w:r>
+      <w:r>
+        <w:rPr w:rFonts="맑은 고딕">
+          <w:rFonts w:ascii="맑은 고딕" w:hAnsi="맑은 고딕" w:eastAsia="맑은 고딕"/>
+          <w:b w:val="0"/>
+          <w:sz w:val="21"/>
+        </w:rPr>
+        <w:t>제15회 그래미 어워드에서 '올해의 앨범'을 포함한 주요 부문에 노미네이트되었으며, 앨범의 타이틀곡은 미국 음반산업협회(RIAA)와 국립예술기금(NEA)이 공동 선정한 '20세기 최고의 노래' 5위에 선정되었고 미국 의회도서관 국립녹음보존소에 영구 등재되었습니다.</w:t>
+      </w:r>
+    </w:p>
+    <w:p>
+      <w:pPr>
+        <w:spacing w:line="324" w:lineRule="auto" w:before="200" w:after="80"/>
+      </w:pPr>
+      <w:r>
+        <w:rPr w:rFonts="맑은 고딕">
+          <w:rFonts w:ascii="맑은 고딕" w:hAnsi="맑은 고딕" w:eastAsia="맑은 고딕"/>
+          <w:b/>
+          <w:color w:val="1E3A8A"/>
+          <w:sz w:val="24"/>
+        </w:rPr>
+        <w:t>2. 아티스트 정보</w:t>
+      </w:r>
+    </w:p>
+    <w:p>
+      <w:pPr>
+        <w:spacing w:line="324" w:lineRule="auto" w:after="80"/>
+      </w:pPr>
+      <w:r>
+        <w:rPr w:rFonts="맑은 고딕">
+          <w:rFonts w:ascii="맑은 고딕" w:hAnsi="맑은 고딕" w:eastAsia="맑은 고딕"/>
+          <w:b w:val="0"/>
+          <w:color w:val="6B7280"/>
+          <w:sz w:val="21"/>
+        </w:rPr>
+        <w:t xml:space="preserve">· </w:t>
+      </w:r>
+      <w:r>
+        <w:rPr w:rFonts="맑은 고딕">
+          <w:rFonts w:ascii="맑은 고딕" w:hAnsi="맑은 고딕" w:eastAsia="맑은 고딕"/>
+          <w:b/>
+          <w:color w:val="1F2937"/>
+          <w:sz w:val="21"/>
+        </w:rPr>
+        <w:t xml:space="preserve">국적: </w:t>
+      </w:r>
+      <w:r>
+        <w:rPr w:rFonts="맑은 고딕">
+          <w:rFonts w:ascii="맑은 고딕" w:hAnsi="맑은 고딕" w:eastAsia="맑은 고딕"/>
+          <w:b w:val="0"/>
+          <w:sz w:val="21"/>
+        </w:rPr>
+        <w:t>미국</w:t>
+      </w:r>
+    </w:p>
+    <w:p>
+      <w:pPr>
+        <w:spacing w:line="324" w:lineRule="auto" w:after="80"/>
+      </w:pPr>
+      <w:r>
+        <w:rPr w:rFonts="맑은 고딕">
+          <w:rFonts w:ascii="맑은 고딕" w:hAnsi="맑은 고딕" w:eastAsia="맑은 고딕"/>
+          <w:b w:val="0"/>
+          <w:color w:val="6B7280"/>
+          <w:sz w:val="21"/>
+        </w:rPr>
+        <w:t xml:space="preserve">· </w:t>
+      </w:r>
+      <w:r>
+        <w:rPr w:rFonts="맑은 고딕">
+          <w:rFonts w:ascii="맑은 고딕" w:hAnsi="맑은 고딕" w:eastAsia="맑은 고딕"/>
+          <w:b/>
+          <w:color w:val="1F2937"/>
+          <w:sz w:val="21"/>
+        </w:rPr>
+        <w:t xml:space="preserve">생몰년도: </w:t>
+      </w:r>
+      <w:r>
+        <w:rPr w:rFonts="맑은 고딕">
+          <w:rFonts w:ascii="맑은 고딕" w:hAnsi="맑은 고딕" w:eastAsia="맑은 고딕"/>
+          <w:b w:val="0"/>
+          <w:sz w:val="21"/>
+        </w:rPr>
+        <w:t>1945년 10월 2일 ~ 현재</w:t>
+      </w:r>
+    </w:p>
+    <w:p>
+      <w:pPr>
+        <w:spacing w:line="324" w:lineRule="auto" w:after="80"/>
+      </w:pPr>
+      <w:r>
+        <w:rPr w:rFonts="맑은 고딕">
+          <w:rFonts w:ascii="맑은 고딕" w:hAnsi="맑은 고딕" w:eastAsia="맑은 고딕"/>
+          <w:b w:val="0"/>
+          <w:color w:val="6B7280"/>
+          <w:sz w:val="21"/>
+        </w:rPr>
+        <w:t xml:space="preserve">· </w:t>
+      </w:r>
+      <w:r>
+        <w:rPr w:rFonts="맑은 고딕">
+          <w:rFonts w:ascii="맑은 고딕" w:hAnsi="맑은 고딕" w:eastAsia="맑은 고딕"/>
+          <w:b/>
+          <w:color w:val="1F2937"/>
+          <w:sz w:val="21"/>
+        </w:rPr>
+        <w:t xml:space="preserve">그룹 소속: </w:t>
+      </w:r>
+      <w:r>
+        <w:rPr w:rFonts="맑은 고딕">
+          <w:rFonts w:ascii="맑은 고딕" w:hAnsi="맑은 고딕" w:eastAsia="맑은 고딕"/>
+          <w:b w:val="0"/>
+          <w:sz w:val="21"/>
+        </w:rPr>
+        <w:t>솔로</w:t>
+      </w:r>
+    </w:p>
+    <w:p>
+      <w:pPr>
+        <w:spacing w:line="324" w:lineRule="auto" w:after="80"/>
+      </w:pPr>
+      <w:r>
+        <w:rPr w:rFonts="맑은 고딕">
+          <w:rFonts w:ascii="맑은 고딕" w:hAnsi="맑은 고딕" w:eastAsia="맑은 고딕"/>
+          <w:b w:val="0"/>
+          <w:color w:val="6B7280"/>
+          <w:sz w:val="21"/>
+        </w:rPr>
+        <w:t xml:space="preserve">· </w:t>
+      </w:r>
+      <w:r>
+        <w:rPr w:rFonts="맑은 고딕">
+          <w:rFonts w:ascii="맑은 고딕" w:hAnsi="맑은 고딕" w:eastAsia="맑은 고딕"/>
+          <w:b/>
+          <w:color w:val="1F2937"/>
+          <w:sz w:val="21"/>
+        </w:rPr>
+        <w:t xml:space="preserve">아티스트 소개: </w:t>
+      </w:r>
+      <w:r>
+        <w:rPr w:rFonts="맑은 고딕">
+          <w:rFonts w:ascii="맑은 고딕" w:hAnsi="맑은 고딕" w:eastAsia="맑은 고딕"/>
+          <w:b w:val="0"/>
+          <w:sz w:val="21"/>
+        </w:rPr>
+        <w:t>돈 맥클린은 시대를 관통하는 날카로운 통찰력과 고전적 서정미를 결합하여 미국 포크 음악의 르네상스를 꽃피운 위대한 싱어송라이터입니다. 화려한 전자음 대신 정갈한 핑거피킹 기타와 음유시인의 목소리로 인간 내면의 고독과 역사적 상실감을 노래하며 전 세계 리스너들의 영혼을 울려왔습니다.</w:t>
+      </w:r>
+    </w:p>
+    <w:p>
+      <w:pPr>
+        <w:spacing w:line="324" w:lineRule="auto" w:before="200" w:after="80"/>
+      </w:pPr>
+      <w:r>
+        <w:rPr w:rFonts="맑은 고딕">
+          <w:rFonts w:ascii="맑은 고딕" w:hAnsi="맑은 고딕" w:eastAsia="맑은 고딕"/>
+          <w:b/>
+          <w:color w:val="1E3A8A"/>
+          <w:sz w:val="24"/>
+        </w:rPr>
+        <w:t>3. 음반 상세 분석</w:t>
+      </w:r>
+    </w:p>
+    <w:p>
+      <w:pPr>
+        <w:spacing w:line="324" w:lineRule="auto" w:after="80"/>
+      </w:pPr>
+      <w:r>
+        <w:rPr w:rFonts="맑은 고딕">
+          <w:rFonts w:ascii="맑은 고딕" w:hAnsi="맑은 고딕" w:eastAsia="맑은 고딕"/>
+          <w:b w:val="0"/>
+          <w:color w:val="6B7280"/>
+          <w:sz w:val="21"/>
+        </w:rPr>
+        <w:t xml:space="preserve">· </w:t>
+      </w:r>
+      <w:r>
+        <w:rPr w:rFonts="맑은 고딕">
+          <w:rFonts w:ascii="맑은 고딕" w:hAnsi="맑은 고딕" w:eastAsia="맑은 고딕"/>
+          <w:b/>
+          <w:color w:val="1F2937"/>
+          <w:sz w:val="21"/>
+        </w:rPr>
+        <w:t xml:space="preserve">역사적 위치: </w:t>
+      </w:r>
+      <w:r>
+        <w:rPr w:rFonts="맑은 고딕">
+          <w:rFonts w:ascii="맑은 고딕" w:hAnsi="맑은 고딕" w:eastAsia="맑은 고딕"/>
+          <w:b w:val="0"/>
+          <w:sz w:val="21"/>
+        </w:rPr>
+        <w:t>포크 록과 싱어송라이터 무브먼트의 절대적 정점에 서 있는 앨범으로, 팝 음악이 가벼운 대중오락을 넘어 시대정신을 담아내는 고급 문학 예술로 승화될 수 있음을 증명한 결정적 이정표입니다.</w:t>
+      </w:r>
+    </w:p>
+    <w:p>
+      <w:pPr>
+        <w:spacing w:line="324" w:lineRule="auto" w:after="80"/>
+      </w:pPr>
+      <w:r>
+        <w:rPr w:rFonts="맑은 고딕">
+          <w:rFonts w:ascii="맑은 고딕" w:hAnsi="맑은 고딕" w:eastAsia="맑은 고딕"/>
+          <w:b w:val="0"/>
+          <w:color w:val="6B7280"/>
+          <w:sz w:val="21"/>
+        </w:rPr>
+        <w:t xml:space="preserve">· </w:t>
+      </w:r>
+      <w:r>
+        <w:rPr w:rFonts="맑은 고딕">
+          <w:rFonts w:ascii="맑은 고딕" w:hAnsi="맑은 고딕" w:eastAsia="맑은 고딕"/>
+          <w:b/>
+          <w:color w:val="1F2937"/>
+          <w:sz w:val="21"/>
+        </w:rPr>
+        <w:t xml:space="preserve">시대의 흔적(스토리텔링): </w:t>
+      </w:r>
+      <w:r>
+        <w:rPr w:rFonts="맑은 고딕">
+          <w:rFonts w:ascii="맑은 고딕" w:hAnsi="맑은 고딕" w:eastAsia="맑은 고딕"/>
+          <w:b w:val="0"/>
+          <w:sz w:val="21"/>
+        </w:rPr>
+        <w:t>베트남 전쟁, 케네디 암살, 우드스탁 페스티벌의 환멸로 얼룩진 1960년대 후반을 지나며 방황하던 청춘들에게 이 음반은 '음악이 죽어버린 날(The Day the Music Died)'의 비극을 공유하는 거대한 제의(祭儀)였습니다. 아메리칸 드림의 붕괴 속에서 갈 곳을 잃어버린 젊은 세대의 집단적 허무와 실향 의식을 따스한 낭만주의적 선율로 보듬어 안은 시대의 자화상이기도 합니다.</w:t>
+      </w:r>
+    </w:p>
+    <w:p>
+      <w:pPr>
+        <w:spacing w:line="324" w:lineRule="auto" w:before="200" w:after="80"/>
+      </w:pPr>
+      <w:r>
+        <w:rPr w:rFonts="맑은 고딕">
+          <w:rFonts w:ascii="맑은 고딕" w:hAnsi="맑은 고딕" w:eastAsia="맑은 고딕"/>
+          <w:b/>
+          <w:color w:val="1E3A8A"/>
+          <w:sz w:val="24"/>
+        </w:rPr>
+        <w:t>4. 주요 수록곡 및 감상 제언</w:t>
+      </w:r>
+    </w:p>
+    <w:p>
+      <w:pPr>
+        <w:spacing w:line="324" w:lineRule="auto" w:after="80"/>
+      </w:pPr>
+      <w:r>
+        <w:rPr w:rFonts="맑은 고딕">
+          <w:rFonts w:ascii="맑은 고딕" w:hAnsi="맑은 고딕" w:eastAsia="맑은 고딕"/>
+          <w:b w:val="0"/>
+          <w:color w:val="6B7280"/>
+          <w:sz w:val="21"/>
+        </w:rPr>
+        <w:t xml:space="preserve">· </w:t>
+      </w:r>
+      <w:r>
+        <w:rPr w:rFonts="맑은 고딕">
+          <w:rFonts w:ascii="맑은 고딕" w:hAnsi="맑은 고딕" w:eastAsia="맑은 고딕"/>
+          <w:b/>
+          <w:color w:val="1F2937"/>
+          <w:sz w:val="21"/>
+        </w:rPr>
+        <w:t xml:space="preserve">주요 수록곡 특징: </w:t>
+      </w:r>
+      <w:r>
+        <w:rPr w:rFonts="맑은 고딕">
+          <w:rFonts w:ascii="맑은 고딕" w:hAnsi="맑은 고딕" w:eastAsia="맑은 고딕"/>
+          <w:b w:val="0"/>
+          <w:sz w:val="21"/>
+        </w:rPr>
+        <w:t>8분 30초가 넘는 장대한 호흡 속에서 미국 대중문화사를 날카로운 은유로 엮어낸 타이틀곡 'American Pie'는 곡 전반에 흐르는 벅찬 고양감이 압권입니다. 또한 비운의 화가 빈센트 반 고흐의 고독한 삶을 헌정한 'Vincent'는 밤하늘의 별빛처럼 수놓아지는 유려한 어쿠스틱 기타와 현악 오케스트레이션이 눈물겨운 감동을 자아내며, 서정적인 어쿠스틱 포크 발라드의 정수를 보여주는 'Empty Chairs'와 'Castles in the Air' 역시 놓칠 수 없는 백미입니다.</w:t>
+      </w:r>
+    </w:p>
+    <w:p>
+      <w:pPr>
+        <w:spacing w:line="324" w:lineRule="auto" w:after="80"/>
+      </w:pPr>
+      <w:r>
+        <w:rPr w:rFonts="맑은 고딕">
+          <w:rFonts w:ascii="맑은 고딕" w:hAnsi="맑은 고딕" w:eastAsia="맑은 고딕"/>
+          <w:b w:val="0"/>
+          <w:color w:val="6B7280"/>
+          <w:sz w:val="21"/>
+        </w:rPr>
+        <w:t xml:space="preserve">· </w:t>
+      </w:r>
+      <w:r>
+        <w:rPr w:rFonts="맑은 고딕">
+          <w:rFonts w:ascii="맑은 고딕" w:hAnsi="맑은 고딕" w:eastAsia="맑은 고딕"/>
+          <w:b/>
+          <w:color w:val="1F2937"/>
+          <w:sz w:val="21"/>
+        </w:rPr>
+        <w:t xml:space="preserve">빈티지 감상 제언: </w:t>
+      </w:r>
+      <w:r>
+        <w:rPr w:rFonts="맑은 고딕">
+          <w:rFonts w:ascii="맑은 고딕" w:hAnsi="맑은 고딕" w:eastAsia="맑은 고딕"/>
+          <w:b w:val="0"/>
+          <w:sz w:val="21"/>
+        </w:rPr>
+        <w:t>진공관 앰프가 선사하는 특유의 따뜻하고 농밀한 잔향 속에서 이 LP를 감상할 것을 권합니다. 턴테이블 바늘이 소리골을 긁으며 일으키는 미세한 정취와 함께 돈 맥클린의 나지막한 숨소리, 어쿠스틱 기타 줄이 울리는 물리적 진동, 그리고 처연하게 감싸 도는 스트링 섹션의 입체적 질감이 리스닝 룸 가득 피어오를 때 아날로그 사운드의 진정한 묘미를 만끽할 수 있습니다.</w:t>
+      </w:r>
+    </w:p>
+    <w:p>
+      <w:pPr>
+        <w:spacing w:line="324" w:lineRule="auto" w:after="80"/>
+      </w:pPr>
+      <w:r>
+        <w:rPr w:rFonts="맑은 고딕">
+          <w:rFonts w:ascii="맑은 고딕" w:hAnsi="맑은 고딕" w:eastAsia="맑은 고딕"/>
+          <w:b w:val="0"/>
+          <w:color w:val="6B7280"/>
+          <w:sz w:val="21"/>
+        </w:rPr>
+        <w:t xml:space="preserve">· </w:t>
+      </w:r>
+      <w:r>
+        <w:rPr w:rFonts="맑은 고딕">
+          <w:rFonts w:ascii="맑은 고딕" w:hAnsi="맑은 고딕" w:eastAsia="맑은 고딕"/>
+          <w:b/>
+          <w:color w:val="1F2937"/>
+          <w:sz w:val="21"/>
+        </w:rPr>
+        <w:t xml:space="preserve">소장 가치: </w:t>
+      </w:r>
+      <w:r>
+        <w:rPr w:rFonts="맑은 고딕">
+          <w:rFonts w:ascii="맑은 고딕" w:hAnsi="맑은 고딕" w:eastAsia="맑은 고딕"/>
+          <w:b w:val="0"/>
+          <w:sz w:val="21"/>
+        </w:rPr>
+        <w:t>시대를 풍미한 역사적 서사와 완벽한 멜로디가 응축된 음반으로, 음악사적 상징성과 아날로그 음향의 매력을 동시에 지니고 있어 클래식과 팝을 아우르는 바이닐 애호가라면 반드시 서가 한구석에 소장해야 할 불후의 명작입니다.</w:t>
+      </w:r>
+    </w:p>
+    <w:p>
+      <w:pPr>
+        <w:spacing w:line="324" w:lineRule="auto" w:after="120" w:before="160"/>
+      </w:pPr>
+      <w:r>
+        <w:rPr w:rFonts="맑은 고딕">
+          <w:rFonts w:ascii="맑은 고딕" w:hAnsi="맑은 고딕" w:eastAsia="맑은 고딕"/>
+          <w:b/>
+          <w:color w:val="4338CA"/>
+          <w:sz w:val="21"/>
+        </w:rPr>
+        <w:t>이 음반을 통해 한 편의 시처럼 유려하게 흐르는 선율과 아날로그 바늘 끝에서 피어나는 시대의 낭만이 전해주는 감동을 다시 한번 경험해 보시는 것은 어떨까요?</w:t>
       </w:r>
     </w:p>
     <w:sectPr>
       <w:pgSz w:w="12240" w:h="15840"/>
-      <w:pgMar w:top="1440" w:right="1440" w:bottom="1440" w:left="1440" w:header="720" w:footer="720" w:gutter="0"/>
+      <w:pgMar w:top="1152" w:right="1296" w:bottom="1152" w:left="1296" w:header="720" w:footer="720" w:gutter="0"/>
       <w:cols w:space="720"/>
       <w:docGrid w:linePitch="360"/>
     </w:sectPr>

--- a/word_reports/LP_0126_위치_421_Don McLean_American Pie.docx
+++ b/word_reports/LP_0126_위치_421_Don McLean_American Pie.docx
@@ -32,7 +32,7 @@
     </w:p>
     <w:p>
       <w:pPr>
-        <w:spacing w:line="324" w:lineRule="auto" w:before="80" w:after="160"/>
+        <w:spacing w:line="324" w:lineRule="auto" w:before="80" w:after="120"/>
       </w:pPr>
       <w:r>
         <w:rPr w:rFonts="맑은 고딕">
@@ -42,13 +42,6 @@
           <w:sz w:val="22"/>
         </w:rPr>
         <w:t xml:space="preserve">[음반 소개] </w:t>
-      </w:r>
-      <w:r>
-        <w:rPr w:rFonts="맑은 고딕">
-          <w:rFonts w:ascii="맑은 고딕" w:hAnsi="맑은 고딕" w:eastAsia="맑은 고딕"/>
-          <w:b w:val="0"/>
-          <w:sz w:val="21"/>
-        </w:rPr>
       </w:r>
     </w:p>
     <w:p>
@@ -61,7 +54,46 @@
           <w:b w:val="0"/>
           <w:sz w:val="21"/>
         </w:rPr>
-        <w:t>돈 맥클린의 1971년 작 &lt;American Pie&gt;는 순수했던 이상주의의 황혼과 짙은 애수가 교차하는 팝 음악사 최고의 서사시이자 불멸의 명반입니다. 1950년대 로큰롤의 순수성이 퇴색하고 격동의 1960년대가 남긴 상처를 응시하며, 그는 한 시대의 종언을 문학적 은유와 비장미 넘치는 멜로디로 장엄하게 위무합니다. 어쿠스틱 기타 한 대와 투명한 목소리 속에 시대를 향한 깊은 통찰과 화가의 고독한 영혼까지 품어낸 이 음반은, 세월의 더께를 털어낼수록 더욱 찬연하게 빛나는 포크 록의 찬란한 유산입니다. 턴테이블 위에서 회전하는 소리골을 따라 흐르는 그의 음성은 지나간 청춘의 낭만과 아픔을 여전히 생생한 울림으로 환기해 줍니다.</w:t>
+        <w:t>1970년대의 새벽을 열어젖힌 돈 맥클린(Don McLean)의 두 번째 정규 앨범 [American Pie]는 단순한 팝 음반의 영역을 넘어, 한 시대의 이상과 환멸을 기록한 가장 장엄하고 유려한 음악적 서사시입니다. 1960년대 반문화 운동의 거대한 물결과 낙관주의가 서서히 퇴색하고, 베트남 전쟁과 정치적 혼란으로 짙은 상실감이 드리우던 전환기의 문턱에서, 청년 돈 맥클린은 통기타 한 대와 문학적 은유로 가득 찬 펜을 쥐고 미국 청춘들의 집단적 무의식을 관통하는 불멸의 레퀴엠을 완성해 냈습니다.</w:t>
+      </w:r>
+    </w:p>
+    <w:p>
+      <w:pPr>
+        <w:spacing w:line="324" w:lineRule="auto" w:after="120"/>
+      </w:pPr>
+      <w:r>
+        <w:rPr w:rFonts="맑은 고딕">
+          <w:rFonts w:ascii="맑은 고딕" w:hAnsi="맑은 고딕" w:eastAsia="맑은 고딕"/>
+          <w:b w:val="0"/>
+          <w:sz w:val="21"/>
+        </w:rPr>
+        <w:t>앨범의 문을 여는 타이틀곡 ‘American Pie’는 1959년 비행기 추락 사고로 요절한 록엔롤의 선구자 버디 홀리(Buddy Holly)를 기리는 ‘음악이 죽은 날(The Day the Music Died)’이라는 전설적인 모티프에서 출발합니다. 8분이 훌쩍 넘는 이 장대한 트랙은 1950년대의 순수했던 로큰롤 황금기부터 1960년대 우드스탁의 열광과 앨타몬트의 비극에 이르기까지, 격동의 10년을 한 편의 거대한 우화로 엮어냈습니다. 속도감 있게 전개되는 포크 록 리듬 위로 흐르는 상징주의적 노랫말은 당시 방황하던 젊은 세대에게 깊은 공감과 카타르시스를 선사하며 대중음악사에 유례없는 지적 충격을 던졌습니다.</w:t>
+      </w:r>
+    </w:p>
+    <w:p>
+      <w:pPr>
+        <w:spacing w:line="324" w:lineRule="auto" w:after="120"/>
+      </w:pPr>
+      <w:r>
+        <w:rPr w:rFonts="맑은 고딕">
+          <w:rFonts w:ascii="맑은 고딕" w:hAnsi="맑은 고딕" w:eastAsia="맑은 고딕"/>
+          <w:b w:val="0"/>
+          <w:sz w:val="21"/>
+        </w:rPr>
+        <w:t>그러나 본작의 위대함은 시대를 향한 거시적 비판에만 머무르지 않습니다. 비운의 천재 화가 빈센트 반 고흐의 비극적 삶과 예술혼을 애틋한 시선으로 어루만진 ‘Vincent’는 세상과 타협하지 못한 고독한 영혼들을 위한 가장 성스러운 찬가로 남아있습니다. 별빛이 쏟아져 내리는 듯한 유려한 어쿠스틱 기타 아르페지오와 현악 오케스트레이션, 그리고 돈 맥클린의 청아하면서도 처연한 보컬은 예술가의 고뇌를 시각화하듯 생생하게 펼쳐내며 듣는 이의 심금을 울립니다.</w:t>
+      </w:r>
+    </w:p>
+    <w:p>
+      <w:pPr>
+        <w:spacing w:line="324" w:lineRule="auto" w:after="120"/>
+      </w:pPr>
+      <w:r>
+        <w:rPr w:rFonts="맑은 고딕">
+          <w:rFonts w:ascii="맑은 고딕" w:hAnsi="맑은 고딕" w:eastAsia="맑은 고딕"/>
+          <w:b w:val="0"/>
+          <w:sz w:val="21"/>
+        </w:rPr>
+        <w:t>결국 [American Pie]는 시대의 격류 속에서 부서진 순수성을 애도하는 동시에, 상처받은 인간의 내면을 따스한 서정으로 위로하는 숭고한 예술적 성취입니다. 반세기가 지난 오늘날에도 이 음반이 전해주는 묵직한 울림은 퇴색되지 않았으며, 아날로그 LP의 회전 속에서 흘러나오는 그의 정결한 목소리는 여전히 방황하는 현대인들에게 시대를 초월한 낭만과 깊은 성찰의 순간을 안내하고 있습니다.</w:t>
       </w:r>
     </w:p>
     <w:p>
@@ -129,37 +161,6 @@
           <w:color w:val="1F2937"/>
           <w:sz w:val="21"/>
         </w:rPr>
-        <w:t xml:space="preserve">아티스트: </w:t>
-      </w:r>
-      <w:r>
-        <w:rPr w:rFonts="맑은 고딕">
-          <w:rFonts w:ascii="맑은 고딕" w:hAnsi="맑은 고딕" w:eastAsia="맑은 고딕"/>
-          <w:b w:val="0"/>
-          <w:sz w:val="21"/>
-        </w:rPr>
-        <w:t>Don McLean (돈 맥클린)</w:t>
-      </w:r>
-    </w:p>
-    <w:p>
-      <w:pPr>
-        <w:spacing w:line="324" w:lineRule="auto" w:after="80"/>
-      </w:pPr>
-      <w:r>
-        <w:rPr w:rFonts="맑은 고딕">
-          <w:rFonts w:ascii="맑은 고딕" w:hAnsi="맑은 고딕" w:eastAsia="맑은 고딕"/>
-          <w:b w:val="0"/>
-          <w:color w:val="6B7280"/>
-          <w:sz w:val="21"/>
-        </w:rPr>
-        <w:t xml:space="preserve">· </w:t>
-      </w:r>
-      <w:r>
-        <w:rPr w:rFonts="맑은 고딕">
-          <w:rFonts w:ascii="맑은 고딕" w:hAnsi="맑은 고딕" w:eastAsia="맑은 고딕"/>
-          <w:b/>
-          <w:color w:val="1F2937"/>
-          <w:sz w:val="21"/>
-        </w:rPr>
         <w:t xml:space="preserve">발매 정보: </w:t>
       </w:r>
       <w:r>
@@ -168,7 +169,7 @@
           <w:b w:val="0"/>
           <w:sz w:val="21"/>
         </w:rPr>
-        <w:t>1971년 10월 유나이티드 아티스츠(United Artists) 레코드를 통해 발매된 돈 맥클린의 통산 두 번째 정규 음반으로, 1959년 비행기 사고로 요절한 버디 홀리를 향한 헌사이자 1960년대 반문화 운동의 쇠락을 은유적으로 기록한 팝 역사상 가장 문학적인 역작입니다.</w:t>
+        <w:t>1971년 10월 24일 유나이티드 아티스츠(United Artists) 레코드를 통해 발매된 돈 맥클린의 통산 두 번째 정규 앨범으로, 포크 음악과 팝의 경계를 허물며 1970년대 싱어송라이터 르네상스의 포문을 연 기념비적 명반입니다.</w:t>
       </w:r>
     </w:p>
     <w:p>
@@ -199,7 +200,7 @@
           <w:b w:val="0"/>
           <w:sz w:val="21"/>
         </w:rPr>
-        <w:t>발매와 동시에 미국 빌보드 200 앨범 차트 정상(1위)에 오르며 대성공을 거두었고, 전 세계적으로 수백만 장의 판매고를 기록하며 미국 음반산업협회(RIAA)로부터 더블 플래티넘(200만 장 이상) 인증을 획득하였습니다.</w:t>
+        <w:t>발매 직후 미국 빌보드 200 앨범 차트 정상(1위)에 올랐으며, 미국 음반 산업 협회(RIAA) 더블 플래티넘(200만 장 이상) 인증 및 전 세계적으로 수천만 장의 판매고를 기록하며 상업성과 예술성을 동시에 거머쥐었습니다.</w:t>
       </w:r>
     </w:p>
     <w:p>
@@ -230,7 +231,7 @@
           <w:b w:val="0"/>
           <w:sz w:val="21"/>
         </w:rPr>
-        <w:t>제15회 그래미 어워드에서 '올해의 앨범'을 포함한 주요 부문에 노미네이트되었으며, 앨범의 타이틀곡은 미국 음반산업협회(RIAA)와 국립예술기금(NEA)이 공동 선정한 '20세기 최고의 노래' 5위에 선정되었고 미국 의회도서관 국립녹음보존소에 영구 등재되었습니다.</w:t>
+        <w:t>타이틀곡 'American Pie'는 그래미 명예의 전당(Grammy Hall of Fame)에 헌액되었고 미국 의회도서관 국가녹음등재소에 영구 보존 음원으로 선정되었으며, 아티스트는 송라이터 명예의 전당(Songwriters Hall of Fame)에 입성하는 등 대중음악사의 최고 영예를 안았습니다.</w:t>
       </w:r>
     </w:p>
     <w:p>
@@ -275,7 +276,7 @@
           <w:b w:val="0"/>
           <w:sz w:val="21"/>
         </w:rPr>
-        <w:t>미국</w:t>
+        <w:t>미국 (United States)</w:t>
       </w:r>
     </w:p>
     <w:p>
@@ -337,7 +338,7 @@
           <w:b w:val="0"/>
           <w:sz w:val="21"/>
         </w:rPr>
-        <w:t>솔로</w:t>
+        <w:t>솔로 (Solo)</w:t>
       </w:r>
     </w:p>
     <w:p>
@@ -368,7 +369,7 @@
           <w:b w:val="0"/>
           <w:sz w:val="21"/>
         </w:rPr>
-        <w:t>돈 맥클린은 시대를 관통하는 날카로운 통찰력과 고전적 서정미를 결합하여 미국 포크 음악의 르네상스를 꽃피운 위대한 싱어송라이터입니다. 화려한 전자음 대신 정갈한 핑거피킹 기타와 음유시인의 목소리로 인간 내면의 고독과 역사적 상실감을 노래하며 전 세계 리스너들의 영혼을 울려왔습니다.</w:t>
+        <w:t>돈 맥클린은 탁월한 서사적 스토리텔링과 서정적인 멜로디 메이킹으로 1970년대 아메리칸 포크 록의 정수를 일군 거장입니다. 시대의 거대한 변화와 실존적 고뇌를 깊이 있는 문학적 은유로 빚어내며 밥 딜런, 조니 미첼 등과 어깨를 나란히 하는 음유시인으로 평가받습니다.</w:t>
       </w:r>
     </w:p>
     <w:p>
@@ -413,7 +414,7 @@
           <w:b w:val="0"/>
           <w:sz w:val="21"/>
         </w:rPr>
-        <w:t>포크 록과 싱어송라이터 무브먼트의 절대적 정점에 서 있는 앨범으로, 팝 음악이 가벼운 대중오락을 넘어 시대정신을 담아내는 고급 문학 예술로 승화될 수 있음을 증명한 결정적 이정표입니다.</w:t>
+        <w:t>포크 리바이벌과 팝의 미학적 융합을 완성한 걸작으로, 8분이 넘는 장대한 서사시가 라디오와 차트를 지배할 수 있음을 증명하며 대중음악의 형식적 한계를 깨부순 역사적 전환점입니다.</w:t>
       </w:r>
     </w:p>
     <w:p>
@@ -444,7 +445,7 @@
           <w:b w:val="0"/>
           <w:sz w:val="21"/>
         </w:rPr>
-        <w:t>베트남 전쟁, 케네디 암살, 우드스탁 페스티벌의 환멸로 얼룩진 1960년대 후반을 지나며 방황하던 청춘들에게 이 음반은 '음악이 죽어버린 날(The Day the Music Died)'의 비극을 공유하는 거대한 제의(祭儀)였습니다. 아메리칸 드림의 붕괴 속에서 갈 곳을 잃어버린 젊은 세대의 집단적 허무와 실향 의식을 따스한 낭만주의적 선율로 보듬어 안은 시대의 자화상이기도 합니다.</w:t>
+        <w:t>1960년대 히피 문화와 반전 운동의 열망이 저물고 냉혹한 현실과 상실감이 드리우던 1970년대 초반, 청춘들이 겪은 환멸과 상실의 공기를 '음악이 죽은 날'이라는 상징적 서사로 위로하며 당대 세대의 영혼을 어루만진 시대의 초상화입니다.</w:t>
       </w:r>
     </w:p>
     <w:p>
@@ -489,7 +490,7 @@
           <w:b w:val="0"/>
           <w:sz w:val="21"/>
         </w:rPr>
-        <w:t>8분 30초가 넘는 장대한 호흡 속에서 미국 대중문화사를 날카로운 은유로 엮어낸 타이틀곡 'American Pie'는 곡 전반에 흐르는 벅찬 고양감이 압권입니다. 또한 비운의 화가 빈센트 반 고흐의 고독한 삶을 헌정한 'Vincent'는 밤하늘의 별빛처럼 수놓아지는 유려한 어쿠스틱 기타와 현악 오케스트레이션이 눈물겨운 감동을 자아내며, 서정적인 어쿠스틱 포크 발라드의 정수를 보여주는 'Empty Chairs'와 'Castles in the Air' 역시 놓칠 수 없는 백미입니다.</w:t>
+        <w:t>버디 홀리의 비극적 죽음을 출발점으로 60년대 문화사를 파노라마처럼 펼쳐낸 불멸의 서사시 'American Pie', 빈센트 반 고흐의 비극적 생애와 화폭을 눈부시게 슬픈 어쿠스틱 선율로 채색한 'Vincent', 쓸쓸한 고독을 읊조리는 'Empty Chairs' 등 서정성과 메시지가 완벽한 균형을 이룹니다.</w:t>
       </w:r>
     </w:p>
     <w:p>
@@ -520,7 +521,7 @@
           <w:b w:val="0"/>
           <w:sz w:val="21"/>
         </w:rPr>
-        <w:t>진공관 앰프가 선사하는 특유의 따뜻하고 농밀한 잔향 속에서 이 LP를 감상할 것을 권합니다. 턴테이블 바늘이 소리골을 긁으며 일으키는 미세한 정취와 함께 돈 맥클린의 나지막한 숨소리, 어쿠스틱 기타 줄이 울리는 물리적 진동, 그리고 처연하게 감싸 도는 스트링 섹션의 입체적 질감이 리스닝 룸 가득 피어오를 때 아날로그 사운드의 진정한 묘미를 만끽할 수 있습니다.</w:t>
+        <w:t>LP의 그루브를 타며 울려 퍼지는 돈 맥클린의 맑고 결 고운 미성과 담백한 어쿠스틱 기타의 어택감은 진공관 앰프의 따스한 온기를 만날 때 가장 극대화됩니다. 특히 아날로그 특유의 자연스러운 잔향감은 'Vincent' 도입부의 아르페지오를 눈앞의 별빛처럼 생생하게 피워냅니다.</w:t>
       </w:r>
     </w:p>
     <w:p>
@@ -551,7 +552,7 @@
           <w:b w:val="0"/>
           <w:sz w:val="21"/>
         </w:rPr>
-        <w:t>시대를 풍미한 역사적 서사와 완벽한 멜로디가 응축된 음반으로, 음악사적 상징성과 아날로그 음향의 매력을 동시에 지니고 있어 클래식과 팝을 아우르는 바이닐 애호가라면 반드시 서가 한구석에 소장해야 할 불후의 명작입니다.</w:t>
+        <w:t>대중음악이 문학의 경지에 도달했던 가장 찬란한 순간을 박제한 앨범이자, 게이트폴드 커버와 오리지널 프레싱이 전하는 70년대 아날로그 특유의 질감 덕분에 모든 LP 컬렉터의 서가에 반드시 자리해야 할 필수 명반입니다.</w:t>
       </w:r>
     </w:p>
     <w:p>
@@ -565,7 +566,7 @@
           <w:color w:val="4338CA"/>
           <w:sz w:val="21"/>
         </w:rPr>
-        <w:t>이 음반을 통해 한 편의 시처럼 유려하게 흐르는 선율과 아날로그 바늘 끝에서 피어나는 시대의 낭만이 전해주는 감동을 다시 한번 경험해 보시는 것은 어떨까요?</w:t>
+        <w:t>이 음반을 통해 한 시대를 물들였던 순수함과 상실, 그리고 그 속에서 피어난 불멸의 멜로디가 전해주는 감동을 다시 한번 경험해 보시는 것은 어떨까요?</w:t>
       </w:r>
     </w:p>
     <w:sectPr>
